--- a/ВКР/VKR_090304_Vasileniya_I_V_2026.docx
+++ b/ВКР/VKR_090304_Vasileniya_I_V_2026.docx
@@ -3148,6 +3148,7 @@
     <w:p>
       <w:pPr>
         <w:spacing w:after="360"/>
+        <w:ind w:firstLine="0"/>
         <w:contextualSpacing w:val="0"/>
         <w:jc w:val="center"/>
         <w:rPr>
@@ -3221,13 +3222,27 @@
           <w:rFonts w:eastAsia="Times New Roman"/>
           <w:lang w:eastAsia="ru-RU"/>
         </w:rPr>
-        <w:t xml:space="preserve"> рис., 1 табл., </w:t>
+        <w:t xml:space="preserve"> рис., </w:t>
       </w:r>
       <w:r>
         <w:rPr>
           <w:rFonts w:eastAsia="Times New Roman"/>
           <w:lang w:eastAsia="ru-RU"/>
         </w:rPr>
+        <w:t>2</w:t>
+      </w:r>
+      <w:r>
+        <w:rPr>
+          <w:rFonts w:eastAsia="Times New Roman"/>
+          <w:lang w:eastAsia="ru-RU"/>
+        </w:rPr>
+        <w:t xml:space="preserve"> табл., </w:t>
+      </w:r>
+      <w:r>
+        <w:rPr>
+          <w:rFonts w:eastAsia="Times New Roman"/>
+          <w:lang w:eastAsia="ru-RU"/>
+        </w:rPr>
         <w:t>6</w:t>
       </w:r>
       <w:r>
@@ -3350,6 +3365,7 @@
     </w:p>
     <w:p>
       <w:pPr>
+        <w:ind w:firstLine="0"/>
         <w:contextualSpacing w:val="0"/>
         <w:jc w:val="center"/>
       </w:pPr>
@@ -5410,23 +5426,7 @@
             <w:bCs/>
             <w:noProof/>
           </w:rPr>
-          <w:t>ИНФОРМАЦИОННО-ПОИС</w:t>
-        </w:r>
-        <w:r>
-          <w:rPr>
-            <w:rStyle w:val="a8"/>
-            <w:bCs/>
-            <w:noProof/>
-          </w:rPr>
-          <w:t>К</w:t>
-        </w:r>
-        <w:r>
-          <w:rPr>
-            <w:rStyle w:val="a8"/>
-            <w:bCs/>
-            <w:noProof/>
-          </w:rPr>
-          <w:t>ОВАЯ ХАРАКТЕРИСТИКА</w:t>
+          <w:t>ИНФОРМАЦИОННО-ПОИСКОВАЯ ХАРАКТЕРИСТИКА</w:t>
         </w:r>
         <w:r>
           <w:rPr>
@@ -5497,9 +5497,10 @@
     </w:p>
     <w:p>
       <w:pPr>
-        <w:spacing w:line="324" w:lineRule="auto"/>
-        <w:jc w:val="center"/>
-        <w:rPr>
+        <w:pStyle w:val="10"/>
+        <w:rPr>
+          <w:b w:val="0"/>
+          <w:bCs/>
           <w:sz w:val="24"/>
           <w:szCs w:val="24"/>
         </w:rPr>
@@ -5528,6 +5529,8 @@
       <w:r>
         <w:rPr>
           <w:rStyle w:val="11"/>
+          <w:b/>
+          <w:bCs/>
         </w:rPr>
         <w:lastRenderedPageBreak/>
         <w:t>ВВЕДЕНИЕ</w:t>
@@ -5724,10 +5727,6 @@
     <w:p>
       <w:pPr>
         <w:pStyle w:val="2"/>
-        <w:numPr>
-          <w:ilvl w:val="1"/>
-          <w:numId w:val="1"/>
-        </w:numPr>
       </w:pPr>
       <w:bookmarkStart w:id="30" w:name="_Toc230887692"/>
       <w:bookmarkStart w:id="31" w:name="_Toc230887835"/>
@@ -5741,6 +5740,9 @@
       <w:bookmarkStart w:id="39" w:name="_Toc231302429"/>
       <w:bookmarkStart w:id="40" w:name="_Toc231487205"/>
       <w:r>
+        <w:t xml:space="preserve">1.1 </w:t>
+      </w:r>
+      <w:r>
         <w:t>Анализ предметной области и формализация решаемой задачи</w:t>
       </w:r>
       <w:bookmarkEnd w:id="30"/>
@@ -5826,9 +5828,6 @@
       </w:r>
     </w:p>
     <w:p>
-      <w:pPr>
-        <w:ind w:left="-142"/>
-      </w:pPr>
       <w:r>
         <w:lastRenderedPageBreak/>
         <w:t>Таким образом, разрозненное ведение бумажных журналов создает риски для всех участников процесса. Преподавателю приходится тратить время на двойную работу, а проверяющие органы могут выявить несоответствия в отчетности. Автоматизация этого процесса позволяет не только упростить ежедневную работу преподавателя, но и создать единую, прозрачную и достоверную базу данных. В такой системе все отметки о посещаемости и сданных работах мгновенно становятся доступными</w:t>
@@ -5854,17 +5853,10 @@
       <w:r>
         <w:t>.</w:t>
       </w:r>
-      <w:r>
-        <w:t xml:space="preserve"> </w:t>
-      </w:r>
     </w:p>
     <w:p>
       <w:pPr>
         <w:pStyle w:val="2"/>
-        <w:numPr>
-          <w:ilvl w:val="1"/>
-          <w:numId w:val="1"/>
-        </w:numPr>
       </w:pPr>
       <w:bookmarkStart w:id="41" w:name="_Toc230887693"/>
       <w:bookmarkStart w:id="42" w:name="_Toc230887836"/>
@@ -5877,6 +5869,9 @@
       <w:bookmarkStart w:id="49" w:name="_Toc231034843"/>
       <w:bookmarkStart w:id="50" w:name="_Toc231302430"/>
       <w:bookmarkStart w:id="51" w:name="_Toc231487206"/>
+      <w:r>
+        <w:t xml:space="preserve">1.2 </w:t>
+      </w:r>
       <w:r>
         <w:t>Анализ существующих методов решения поставленной задачи</w:t>
       </w:r>
@@ -6503,10 +6498,6 @@
     <w:p>
       <w:pPr>
         <w:pStyle w:val="2"/>
-        <w:numPr>
-          <w:ilvl w:val="1"/>
-          <w:numId w:val="1"/>
-        </w:numPr>
       </w:pPr>
       <w:bookmarkStart w:id="52" w:name="_Toc230887694"/>
       <w:bookmarkStart w:id="53" w:name="_Toc230887837"/>
@@ -6519,6 +6510,9 @@
       <w:bookmarkStart w:id="60" w:name="_Toc231034844"/>
       <w:bookmarkStart w:id="61" w:name="_Toc231302431"/>
       <w:bookmarkStart w:id="62" w:name="_Toc231487207"/>
+      <w:r>
+        <w:t xml:space="preserve">1.3 </w:t>
+      </w:r>
       <w:r>
         <w:t>Обзор аналогичных решений</w:t>
       </w:r>
@@ -7011,7 +7005,6 @@
       <w:r>
         <w:rPr>
           <w:rStyle w:val="ab"/>
-          <w:lang w:val="en-US"/>
         </w:rPr>
         <w:t>3</w:t>
       </w:r>
@@ -7022,7 +7015,13 @@
     <w:p>
       <w:r>
         <w:lastRenderedPageBreak/>
-        <w:t>В таблице 1.3 приведена сравнительная характеристика рассматриваемых систем, а также разрабатываемой системы. В ней содержится функционал каждой системы, а также достоинства и недостатки каждой из них.</w:t>
+        <w:t>В таблице 1.3</w:t>
+      </w:r>
+      <w:r>
+        <w:t>.4</w:t>
+      </w:r>
+      <w:r>
+        <w:t xml:space="preserve"> приведена сравнительная характеристика рассматриваемых систем, а также разрабатываемой системы. В ней содержится функционал каждой системы, а также достоинства и недостатки каждой из них.</w:t>
       </w:r>
     </w:p>
     <w:p>
@@ -7033,6 +7032,9 @@
       </w:pPr>
       <w:r>
         <w:t>Таблица 1.3</w:t>
+      </w:r>
+      <w:r>
+        <w:t>.4</w:t>
       </w:r>
       <w:r>
         <w:t xml:space="preserve"> – Сравнительная характеристика аналогичных решений</w:t>
@@ -12839,14 +12841,14 @@
     </w:p>
     <w:tbl>
       <w:tblPr>
-        <w:tblW w:w="8137" w:type="dxa"/>
+        <w:tblW w:w="9918" w:type="dxa"/>
         <w:jc w:val="center"/>
         <w:tblLook w:val="04A0" w:firstRow="1" w:lastRow="0" w:firstColumn="1" w:lastColumn="0" w:noHBand="0" w:noVBand="1"/>
       </w:tblPr>
       <w:tblGrid>
         <w:gridCol w:w="2223"/>
-        <w:gridCol w:w="960"/>
-        <w:gridCol w:w="5140"/>
+        <w:gridCol w:w="1174"/>
+        <w:gridCol w:w="6521"/>
       </w:tblGrid>
       <w:tr>
         <w:trPr>
@@ -12855,7 +12857,7 @@
         </w:trPr>
         <w:tc>
           <w:tcPr>
-            <w:tcW w:w="2037" w:type="dxa"/>
+            <w:tcW w:w="2223" w:type="dxa"/>
             <w:tcBorders>
               <w:top w:val="single" w:sz="4" w:space="0" w:color="auto"/>
               <w:left w:val="single" w:sz="4" w:space="0" w:color="auto"/>
@@ -12889,7 +12891,7 @@
         </w:tc>
         <w:tc>
           <w:tcPr>
-            <w:tcW w:w="960" w:type="dxa"/>
+            <w:tcW w:w="1174" w:type="dxa"/>
             <w:tcBorders>
               <w:top w:val="single" w:sz="4" w:space="0" w:color="auto"/>
               <w:left w:val="nil"/>
@@ -12923,7 +12925,7 @@
         </w:tc>
         <w:tc>
           <w:tcPr>
-            <w:tcW w:w="5140" w:type="dxa"/>
+            <w:tcW w:w="6521" w:type="dxa"/>
             <w:tcBorders>
               <w:top w:val="single" w:sz="4" w:space="0" w:color="auto"/>
               <w:left w:val="nil"/>
@@ -12963,7 +12965,7 @@
         </w:trPr>
         <w:tc>
           <w:tcPr>
-            <w:tcW w:w="2037" w:type="dxa"/>
+            <w:tcW w:w="2223" w:type="dxa"/>
             <w:tcBorders>
               <w:top w:val="nil"/>
               <w:left w:val="single" w:sz="4" w:space="0" w:color="auto"/>
@@ -12999,7 +13001,7 @@
         </w:tc>
         <w:tc>
           <w:tcPr>
-            <w:tcW w:w="960" w:type="dxa"/>
+            <w:tcW w:w="1174" w:type="dxa"/>
             <w:tcBorders>
               <w:top w:val="nil"/>
               <w:left w:val="nil"/>
@@ -13035,7 +13037,7 @@
         </w:tc>
         <w:tc>
           <w:tcPr>
-            <w:tcW w:w="5140" w:type="dxa"/>
+            <w:tcW w:w="6521" w:type="dxa"/>
             <w:tcBorders>
               <w:top w:val="nil"/>
               <w:left w:val="nil"/>
@@ -13075,7 +13077,7 @@
         </w:trPr>
         <w:tc>
           <w:tcPr>
-            <w:tcW w:w="2037" w:type="dxa"/>
+            <w:tcW w:w="2223" w:type="dxa"/>
             <w:tcBorders>
               <w:top w:val="nil"/>
               <w:left w:val="single" w:sz="4" w:space="0" w:color="auto"/>
@@ -13111,7 +13113,7 @@
         </w:tc>
         <w:tc>
           <w:tcPr>
-            <w:tcW w:w="960" w:type="dxa"/>
+            <w:tcW w:w="1174" w:type="dxa"/>
             <w:tcBorders>
               <w:top w:val="nil"/>
               <w:left w:val="nil"/>
@@ -13147,7 +13149,7 @@
         </w:tc>
         <w:tc>
           <w:tcPr>
-            <w:tcW w:w="5140" w:type="dxa"/>
+            <w:tcW w:w="6521" w:type="dxa"/>
             <w:tcBorders>
               <w:top w:val="nil"/>
               <w:left w:val="nil"/>
@@ -13187,7 +13189,7 @@
         </w:trPr>
         <w:tc>
           <w:tcPr>
-            <w:tcW w:w="2037" w:type="dxa"/>
+            <w:tcW w:w="2223" w:type="dxa"/>
             <w:tcBorders>
               <w:top w:val="nil"/>
               <w:left w:val="single" w:sz="4" w:space="0" w:color="auto"/>
@@ -13223,7 +13225,7 @@
         </w:tc>
         <w:tc>
           <w:tcPr>
-            <w:tcW w:w="960" w:type="dxa"/>
+            <w:tcW w:w="1174" w:type="dxa"/>
             <w:tcBorders>
               <w:top w:val="nil"/>
               <w:left w:val="nil"/>
@@ -13259,7 +13261,7 @@
         </w:tc>
         <w:tc>
           <w:tcPr>
-            <w:tcW w:w="5140" w:type="dxa"/>
+            <w:tcW w:w="6521" w:type="dxa"/>
             <w:tcBorders>
               <w:top w:val="nil"/>
               <w:left w:val="nil"/>
@@ -13299,7 +13301,7 @@
         </w:trPr>
         <w:tc>
           <w:tcPr>
-            <w:tcW w:w="2037" w:type="dxa"/>
+            <w:tcW w:w="2223" w:type="dxa"/>
             <w:tcBorders>
               <w:top w:val="nil"/>
               <w:left w:val="single" w:sz="4" w:space="0" w:color="auto"/>
@@ -13335,7 +13337,7 @@
         </w:tc>
         <w:tc>
           <w:tcPr>
-            <w:tcW w:w="960" w:type="dxa"/>
+            <w:tcW w:w="1174" w:type="dxa"/>
             <w:tcBorders>
               <w:top w:val="nil"/>
               <w:left w:val="nil"/>
@@ -13371,7 +13373,7 @@
         </w:tc>
         <w:tc>
           <w:tcPr>
-            <w:tcW w:w="5140" w:type="dxa"/>
+            <w:tcW w:w="6521" w:type="dxa"/>
             <w:tcBorders>
               <w:top w:val="nil"/>
               <w:left w:val="nil"/>
@@ -13411,7 +13413,7 @@
         </w:trPr>
         <w:tc>
           <w:tcPr>
-            <w:tcW w:w="2037" w:type="dxa"/>
+            <w:tcW w:w="2223" w:type="dxa"/>
             <w:tcBorders>
               <w:top w:val="nil"/>
               <w:left w:val="single" w:sz="4" w:space="0" w:color="auto"/>
@@ -13447,7 +13449,7 @@
         </w:tc>
         <w:tc>
           <w:tcPr>
-            <w:tcW w:w="960" w:type="dxa"/>
+            <w:tcW w:w="1174" w:type="dxa"/>
             <w:tcBorders>
               <w:top w:val="nil"/>
               <w:left w:val="nil"/>
@@ -13483,7 +13485,7 @@
         </w:tc>
         <w:tc>
           <w:tcPr>
-            <w:tcW w:w="5140" w:type="dxa"/>
+            <w:tcW w:w="6521" w:type="dxa"/>
             <w:tcBorders>
               <w:top w:val="nil"/>
               <w:left w:val="nil"/>
@@ -13523,7 +13525,7 @@
         </w:trPr>
         <w:tc>
           <w:tcPr>
-            <w:tcW w:w="2037" w:type="dxa"/>
+            <w:tcW w:w="2223" w:type="dxa"/>
             <w:tcBorders>
               <w:top w:val="nil"/>
               <w:left w:val="single" w:sz="4" w:space="0" w:color="auto"/>
@@ -13559,7 +13561,7 @@
         </w:tc>
         <w:tc>
           <w:tcPr>
-            <w:tcW w:w="960" w:type="dxa"/>
+            <w:tcW w:w="1174" w:type="dxa"/>
             <w:tcBorders>
               <w:top w:val="nil"/>
               <w:left w:val="nil"/>
@@ -13595,7 +13597,7 @@
         </w:tc>
         <w:tc>
           <w:tcPr>
-            <w:tcW w:w="5140" w:type="dxa"/>
+            <w:tcW w:w="6521" w:type="dxa"/>
             <w:tcBorders>
               <w:top w:val="nil"/>
               <w:left w:val="nil"/>
@@ -15873,6 +15875,11 @@
       </w:r>
     </w:p>
     <w:p>
+      <w:r>
+        <w:t>Более подробно с деталями реализации и взаимосвязью блоков кода можно ознакомиться в приложении.</w:t>
+      </w:r>
+    </w:p>
+    <w:p>
       <w:pPr>
         <w:pStyle w:val="2"/>
       </w:pPr>
@@ -15921,7 +15928,11 @@
     </w:p>
     <w:p>
       <w:r>
-        <w:t xml:space="preserve">При реализации интерфейсов главной страницы и страницы журнала посещаемости были приняты меры, способствующие улучшению пользовательского опыта. Например, интерактивные элементы выбора (чекбоксы) для отметки присутствия студентов были намеренно увеличены относительно </w:t>
+        <w:t xml:space="preserve">При реализации интерфейсов главной страницы и страницы журнала посещаемости были приняты меры, способствующие улучшению пользовательского опыта. Например, интерактивные элементы выбора (чекбоксы) </w:t>
+      </w:r>
+      <w:r>
+        <w:lastRenderedPageBreak/>
+        <w:t xml:space="preserve">для отметки присутствия студентов были намеренно увеличены относительно </w:t>
       </w:r>
       <w:r>
         <w:t xml:space="preserve">размера шрифта. </w:t>
@@ -15929,7 +15940,6 @@
     </w:p>
     <w:p>
       <w:r>
-        <w:lastRenderedPageBreak/>
         <w:t xml:space="preserve">Заголовки таблиц окрашены в темно синий цвет, что не только способствует более быстрому ориентированию на странице пользователем, но и вписывается в стилистику всего остального сайта. </w:t>
       </w:r>
     </w:p>
@@ -15959,8 +15969,8 @@
           <w:lang w:val="en-US"/>
         </w:rPr>
         <w:drawing>
-          <wp:inline distT="0" distB="0" distL="0" distR="0" wp14:anchorId="6553EF5B" wp14:editId="461CEB83">
-            <wp:extent cx="4600575" cy="4156735"/>
+          <wp:inline distT="0" distB="0" distL="0" distR="0" wp14:anchorId="6553EF5B" wp14:editId="13F40F02">
+            <wp:extent cx="4006678" cy="3620135"/>
             <wp:effectExtent l="0" t="0" r="0" b="0"/>
             <wp:docPr id="36" name="Рисунок 10"/>
             <wp:cNvGraphicFramePr>
@@ -15991,7 +16001,7 @@
                   <pic:spPr bwMode="auto">
                     <a:xfrm>
                       <a:off x="0" y="0"/>
-                      <a:ext cx="4607304" cy="4162815"/>
+                      <a:ext cx="4038788" cy="3649147"/>
                     </a:xfrm>
                     <a:prstGeom prst="rect">
                       <a:avLst/>
@@ -16380,7 +16390,13 @@
     </w:p>
     <w:p>
       <w:r>
-        <w:t>Реализованный интерфейс для страницы разделения на подгруппы представлен на рисунке 4.2.5.</w:t>
+        <w:t>Реализованный интерфейс для страницы разделения на подгруппы представлен на рисунке 4.2.</w:t>
+      </w:r>
+      <w:r>
+        <w:t>6</w:t>
+      </w:r>
+      <w:r>
+        <w:t>.</w:t>
       </w:r>
     </w:p>
     <w:p>
@@ -16447,7 +16463,13 @@
         <w:pStyle w:val="ac"/>
       </w:pPr>
       <w:r>
-        <w:t>Рисунок 4.2.5 – Интерфейс страницы деления на подгруппы</w:t>
+        <w:t>Рисунок 4.2.</w:t>
+      </w:r>
+      <w:r>
+        <w:t>6</w:t>
+      </w:r>
+      <w:r>
+        <w:t xml:space="preserve"> – Интерфейс страницы деления на подгруппы</w:t>
       </w:r>
     </w:p>
     <w:p>
@@ -16489,7 +16511,19 @@
     </w:p>
     <w:p>
       <w:r>
-        <w:t>Примеры адаптации под мобильные устройства на рисунках 4.2.6 и 4.2.7.</w:t>
+        <w:t>Примеры адаптации под мобильные устройства на рисунках 4.2.</w:t>
+      </w:r>
+      <w:r>
+        <w:t>7</w:t>
+      </w:r>
+      <w:r>
+        <w:t xml:space="preserve"> и 4.2.</w:t>
+      </w:r>
+      <w:r>
+        <w:t>8</w:t>
+      </w:r>
+      <w:r>
+        <w:t>.</w:t>
       </w:r>
     </w:p>
     <w:p>
@@ -16556,7 +16590,13 @@
         <w:pStyle w:val="ac"/>
       </w:pPr>
       <w:r>
-        <w:t>Рисунок 4.2.6 – Адаптированный под мобильные устройства интерфейс страницы журнала посещаемости</w:t>
+        <w:t>Рисунок 4.2.</w:t>
+      </w:r>
+      <w:r>
+        <w:t>7</w:t>
+      </w:r>
+      <w:r>
+        <w:t xml:space="preserve"> – Адаптированный под мобильные устройства интерфейс страницы журнала посещаемости</w:t>
       </w:r>
     </w:p>
     <w:p>
@@ -16624,13 +16664,18 @@
         <w:pStyle w:val="ac"/>
       </w:pPr>
       <w:r>
-        <w:t>Рисунок 4.2.7 – Адаптированный под мобильные устройства интерфейс главной страницы</w:t>
+        <w:t>Рисунок 4.2.</w:t>
+      </w:r>
+      <w:r>
+        <w:t>8</w:t>
+      </w:r>
+      <w:r>
+        <w:t xml:space="preserve"> – Адаптированный под мобильные устройства интерфейс главной страницы</w:t>
       </w:r>
     </w:p>
     <w:p>
       <w:pPr>
         <w:pStyle w:val="10"/>
-        <w:ind w:firstLine="0"/>
       </w:pPr>
       <w:r>
         <w:br w:type="page"/>
@@ -16890,19 +16935,14 @@
       <w:r>
         <w:t xml:space="preserve"> : [сайт]. – Москва, 2025. – URL: </w:t>
       </w:r>
-      <w:hyperlink r:id="rId63" w:tgtFrame="_blank" w:history="1">
-        <w:r>
-          <w:rPr>
-            <w:rStyle w:val="a8"/>
-          </w:rPr>
-          <w:t>https://solutions.1c.ru</w:t>
-        </w:r>
-      </w:hyperlink>
+      <w:r>
+        <w:t>https://solutions.1c.ru</w:t>
+      </w:r>
       <w:r>
         <w:t> (дата обращения: 21.10.2025)</w:t>
       </w:r>
       <w:r>
-        <w:t>;</w:t>
+        <w:t>.</w:t>
       </w:r>
     </w:p>
     <w:p>
@@ -16940,19 +16980,14 @@
       <w:r>
         <w:t>URL: </w:t>
       </w:r>
-      <w:hyperlink r:id="rId64" w:tgtFrame="_blank" w:history="1">
-        <w:r>
-          <w:rPr>
-            <w:rStyle w:val="a8"/>
-          </w:rPr>
-          <w:t>https://www.deansoffice.ru/</w:t>
-        </w:r>
-      </w:hyperlink>
+      <w:r>
+        <w:t>https://www.deansoffice.ru/</w:t>
+      </w:r>
       <w:r>
         <w:t> (дата обращения: 21.10.2025)</w:t>
       </w:r>
       <w:r>
-        <w:t>;</w:t>
+        <w:t>.</w:t>
       </w:r>
     </w:p>
     <w:p>
@@ -16979,19 +17014,14 @@
       <w:r>
         <w:t xml:space="preserve"> – URL: </w:t>
       </w:r>
-      <w:hyperlink r:id="rId65" w:tgtFrame="_blank" w:history="1">
-        <w:r>
-          <w:rPr>
-            <w:rStyle w:val="a8"/>
-          </w:rPr>
-          <w:t>https://wowprofi.ru/blog/elektronnye-sistemy-ucheta-uspevaemosti-v-vuze-vse-chto-nuzhno-znat</w:t>
-        </w:r>
-      </w:hyperlink>
+      <w:r>
+        <w:t>https://wowprofi.ru/blog/elektronnye-sistemy-ucheta-uspevaemosti-v-vuze-vse-chto-nuzhno-znat</w:t>
+      </w:r>
       <w:r>
         <w:t> (дата обращения: 21.10.2025)</w:t>
       </w:r>
       <w:r>
-        <w:t>;</w:t>
+        <w:t>.</w:t>
       </w:r>
     </w:p>
     <w:p>
@@ -17038,19 +17068,14 @@
       <w:r>
         <w:t>–URL: </w:t>
       </w:r>
-      <w:hyperlink r:id="rId66" w:tgtFrame="_blank" w:history="1">
-        <w:r>
-          <w:rPr>
-            <w:rStyle w:val="a8"/>
-          </w:rPr>
-          <w:t>https://ru.wikipedia.org/wiki/Zend_Framework</w:t>
-        </w:r>
-      </w:hyperlink>
+      <w:r>
+        <w:t>https://ru.wikipedia.org/wiki/Zend_Framework</w:t>
+      </w:r>
       <w:r>
         <w:t> (дата обращения: 21.10.2025)</w:t>
       </w:r>
       <w:r>
-        <w:t>;</w:t>
+        <w:t>.</w:t>
       </w:r>
     </w:p>
     <w:p>
@@ -17117,19 +17142,16 @@
         </w:rPr>
         <w:t>– URL: </w:t>
       </w:r>
-      <w:hyperlink r:id="rId67" w:tgtFrame="_blank" w:history="1">
-        <w:r>
-          <w:rPr>
-            <w:rStyle w:val="a8"/>
-            <w:lang w:val="en-US"/>
-          </w:rPr>
-          <w:t>https://ru.wikipedia.org/wiki/Model-View-Controller</w:t>
-        </w:r>
-      </w:hyperlink>
       <w:r>
         <w:rPr>
           <w:lang w:val="en-US"/>
         </w:rPr>
+        <w:t>https://ru.wikipedia.org/wiki/Model-View-Controller</w:t>
+      </w:r>
+      <w:r>
+        <w:rPr>
+          <w:lang w:val="en-US"/>
+        </w:rPr>
         <w:t> (</w:t>
       </w:r>
       <w:r>
@@ -17154,7 +17176,7 @@
         <w:rPr>
           <w:lang w:val="en-US"/>
         </w:rPr>
-        <w:t>;</w:t>
+        <w:t>.</w:t>
       </w:r>
     </w:p>
     <w:p>
@@ -17224,7 +17246,7 @@
         <w:rPr>
           <w:bCs/>
         </w:rPr>
-        <w:t>;</w:t>
+        <w:t>.</w:t>
       </w:r>
     </w:p>
     <w:p>
@@ -18346,15 +18368,7 @@
       </w:r>
       <w:proofErr w:type="spellEnd"/>
       <w:r>
-        <w:t xml:space="preserve"> as $</w:t>
-      </w:r>
-      <w:proofErr w:type="spellStart"/>
-      <w:r>
-        <w:t>i</w:t>
-      </w:r>
-      <w:proofErr w:type="spellEnd"/>
-      <w:r>
-        <w:t xml:space="preserve"> =&gt; $lesson){</w:t>
+        <w:t xml:space="preserve"> as $i =&gt; $lesson){</w:t>
       </w:r>
     </w:p>
     <w:p>
@@ -20307,8 +20321,8 @@
         <w:t xml:space="preserve">        $</w:t>
       </w:r>
       <w:proofErr w:type="spellStart"/>
-      <w:smartTag w:uri="urn:schemas-microsoft-com:office:smarttags" w:element="State">
-        <w:smartTag w:uri="urn:schemas-microsoft-com:office:smarttags" w:element="place">
+      <w:smartTag w:uri="urn:schemas-microsoft-com:office:smarttags" w:element="place">
+        <w:smartTag w:uri="urn:schemas-microsoft-com:office:smarttags" w:element="State">
           <w:r>
             <w:t>ind</w:t>
           </w:r>
@@ -20332,15 +20346,7 @@
       </w:r>
       <w:proofErr w:type="spellEnd"/>
       <w:r>
-        <w:t xml:space="preserve"> as $</w:t>
-      </w:r>
-      <w:proofErr w:type="spellStart"/>
-      <w:r>
-        <w:t>i</w:t>
-      </w:r>
-      <w:proofErr w:type="spellEnd"/>
-      <w:r>
-        <w:t xml:space="preserve"> =&gt; $lesson){</w:t>
+        <w:t xml:space="preserve"> as $i =&gt; $lesson){</w:t>
       </w:r>
     </w:p>
     <w:p>
@@ -20367,8 +20373,8 @@
         <w:t xml:space="preserve">                $</w:t>
       </w:r>
       <w:proofErr w:type="spellStart"/>
-      <w:smartTag w:uri="urn:schemas-microsoft-com:office:smarttags" w:element="State">
-        <w:smartTag w:uri="urn:schemas-microsoft-com:office:smarttags" w:element="place">
+      <w:smartTag w:uri="urn:schemas-microsoft-com:office:smarttags" w:element="place">
+        <w:smartTag w:uri="urn:schemas-microsoft-com:office:smarttags" w:element="State">
           <w:r>
             <w:t>ind</w:t>
           </w:r>
@@ -20376,15 +20382,7 @@
       </w:smartTag>
       <w:proofErr w:type="spellEnd"/>
       <w:r>
-        <w:t xml:space="preserve"> = $</w:t>
-      </w:r>
-      <w:proofErr w:type="spellStart"/>
-      <w:r>
-        <w:t>i</w:t>
-      </w:r>
-      <w:proofErr w:type="spellEnd"/>
-      <w:r>
-        <w:t>;</w:t>
+        <w:t xml:space="preserve"> = $i;</w:t>
       </w:r>
     </w:p>
     <w:p>
@@ -22221,8 +22219,8 @@
         </w:rPr>
         <w:t xml:space="preserve">('Успешный </w:t>
       </w:r>
-      <w:smartTag w:uri="urn:schemas-microsoft-com:office:smarttags" w:element="City">
-        <w:smartTag w:uri="urn:schemas-microsoft-com:office:smarttags" w:element="place">
+      <w:smartTag w:uri="urn:schemas-microsoft-com:office:smarttags" w:element="place">
+        <w:smartTag w:uri="urn:schemas-microsoft-com:office:smarttags" w:element="City">
           <w:r>
             <w:t>ajax</w:t>
           </w:r>
@@ -23594,15 +23592,7 @@
       </w:r>
       <w:proofErr w:type="spellEnd"/>
       <w:r>
-        <w:t xml:space="preserve">; </w:t>
-      </w:r>
-      <w:proofErr w:type="spellStart"/>
-      <w:r>
-        <w:t>i</w:t>
-      </w:r>
-      <w:proofErr w:type="spellEnd"/>
-      <w:r>
-        <w:t>++){</w:t>
+        <w:t>; i++){</w:t>
       </w:r>
     </w:p>
     <w:p>
@@ -30886,7 +30876,7 @@
     <w:p/>
     <w:p/>
     <w:sectPr>
-      <w:headerReference w:type="default" r:id="rId68"/>
+      <w:headerReference w:type="default" r:id="rId63"/>
       <w:pgSz w:w="11906" w:h="16838"/>
       <w:pgMar w:top="1134" w:right="567" w:bottom="1134" w:left="1418" w:header="709" w:footer="709" w:gutter="0"/>
       <w:pgNumType w:start="3"/>
@@ -33347,10 +33337,11 @@
     <w:link w:val="11"/>
     <w:uiPriority w:val="9"/>
     <w:qFormat/>
-    <w:rsid w:val="00090DE1"/>
+    <w:rsid w:val="009A412B"/>
     <w:pPr>
       <w:keepNext/>
       <w:keepLines/>
+      <w:ind w:firstLine="0"/>
       <w:jc w:val="center"/>
       <w:outlineLvl w:val="0"/>
     </w:pPr>
@@ -33368,8 +33359,9 @@
     <w:link w:val="20"/>
     <w:uiPriority w:val="9"/>
     <w:qFormat/>
-    <w:rsid w:val="00391D8D"/>
+    <w:rsid w:val="002E67FB"/>
     <w:pPr>
+      <w:ind w:firstLine="0"/>
       <w:contextualSpacing w:val="0"/>
       <w:jc w:val="center"/>
       <w:outlineLvl w:val="1"/>
@@ -33402,6 +33394,7 @@
   <w:style w:type="character" w:default="1" w:styleId="a0">
     <w:name w:val="Default Paragraph Font"/>
     <w:uiPriority w:val="1"/>
+    <w:semiHidden/>
     <w:unhideWhenUsed/>
   </w:style>
   <w:style w:type="table" w:default="1" w:styleId="a1">
@@ -33473,13 +33466,14 @@
     <w:name w:val="Заголовок 1 Знак"/>
     <w:link w:val="10"/>
     <w:uiPriority w:val="9"/>
-    <w:rsid w:val="00090DE1"/>
+    <w:rsid w:val="009A412B"/>
     <w:rPr>
-      <w:rFonts w:ascii="Times New Roman" w:eastAsia="DengXian Light" w:hAnsi="Times New Roman" w:cs="Times New Roman"/>
+      <w:rFonts w:ascii="Times New Roman" w:eastAsia="DengXian Light" w:hAnsi="Times New Roman"/>
       <w:b/>
       <w:color w:val="000000"/>
       <w:sz w:val="28"/>
       <w:szCs w:val="32"/>
+      <w:lang w:eastAsia="en-US"/>
     </w:rPr>
   </w:style>
   <w:style w:type="paragraph" w:styleId="a7">
@@ -33505,12 +33499,13 @@
     <w:name w:val="Заголовок 2 Знак"/>
     <w:link w:val="2"/>
     <w:uiPriority w:val="9"/>
-    <w:rsid w:val="00391D8D"/>
+    <w:rsid w:val="002E67FB"/>
     <w:rPr>
-      <w:rFonts w:ascii="Times New Roman" w:hAnsi="Times New Roman" w:cs="Times New Roman"/>
+      <w:rFonts w:ascii="Times New Roman" w:hAnsi="Times New Roman"/>
       <w:b/>
       <w:sz w:val="28"/>
       <w:szCs w:val="28"/>
+      <w:lang w:eastAsia="en-US"/>
     </w:rPr>
   </w:style>
   <w:style w:type="paragraph" w:customStyle="1" w:styleId="12">
@@ -33523,7 +33518,6 @@
     <w:rsid w:val="0050700C"/>
     <w:pPr>
       <w:spacing w:before="240" w:line="259" w:lineRule="auto"/>
-      <w:ind w:firstLine="0"/>
       <w:contextualSpacing w:val="0"/>
       <w:jc w:val="left"/>
       <w:outlineLvl w:val="9"/>
@@ -33767,7 +33761,6 @@
     <w:rsid w:val="00EF3EB6"/>
     <w:pPr>
       <w:spacing w:before="240" w:line="259" w:lineRule="auto"/>
-      <w:ind w:firstLine="0"/>
       <w:contextualSpacing w:val="0"/>
       <w:jc w:val="left"/>
       <w:outlineLvl w:val="9"/>
@@ -33778,6 +33771,23 @@
       <w:color w:val="2F5496"/>
       <w:sz w:val="32"/>
       <w:lang w:eastAsia="ru-RU"/>
+    </w:rPr>
+  </w:style>
+  <w:style w:type="paragraph" w:styleId="af4">
+    <w:name w:val="No Spacing"/>
+    <w:uiPriority w:val="1"/>
+    <w:qFormat/>
+    <w:rsid w:val="002E67FB"/>
+    <w:pPr>
+      <w:ind w:firstLine="709"/>
+      <w:contextualSpacing/>
+      <w:jc w:val="both"/>
+    </w:pPr>
+    <w:rPr>
+      <w:rFonts w:ascii="Times New Roman" w:hAnsi="Times New Roman"/>
+      <w:sz w:val="28"/>
+      <w:szCs w:val="28"/>
+      <w:lang w:eastAsia="en-US"/>
     </w:rPr>
   </w:style>
 </w:styles>

--- a/ВКР/VKR_090304_Vasileniya_I_V_2026.docx
+++ b/ВКР/VKR_090304_Vasileniya_I_V_2026.docx
@@ -354,7 +354,21 @@
           <w:rFonts w:eastAsia="Times New Roman"/>
           <w:lang w:eastAsia="ru-RU"/>
         </w:rPr>
-        <w:t xml:space="preserve">«Разработка программного обеспечения подсистемы «Контроль и учет посещаемости и работы студентов на занятиях» для сайта </w:t>
+        <w:t>«Разработка программного обеспечения подсистемы «Контроль и уч</w:t>
+      </w:r>
+      <w:r>
+        <w:rPr>
+          <w:rFonts w:eastAsia="Times New Roman"/>
+          <w:lang w:eastAsia="ru-RU"/>
+        </w:rPr>
+        <w:t>ё</w:t>
+      </w:r>
+      <w:r>
+        <w:rPr>
+          <w:rFonts w:eastAsia="Times New Roman"/>
+          <w:lang w:eastAsia="ru-RU"/>
+        </w:rPr>
+        <w:t xml:space="preserve">т посещаемости и работы студентов на занятиях» для сайта </w:t>
       </w:r>
     </w:p>
     <w:p>
@@ -1191,7 +1205,21 @@
           <w:rFonts w:eastAsia="Times New Roman"/>
           <w:lang w:eastAsia="ru-RU"/>
         </w:rPr>
-        <w:t>1 Тема ВКР «Разработка программного обеспечения подсистемы «Контроль и учет посещаемости и работы студентов на занятиях» для сайта ОГУ им. И.С. Тургенева»</w:t>
+        <w:t>1 Тема ВКР «Разработка программного обеспечения подсистемы «Контроль и уч</w:t>
+      </w:r>
+      <w:r>
+        <w:rPr>
+          <w:rFonts w:eastAsia="Times New Roman"/>
+          <w:lang w:eastAsia="ru-RU"/>
+        </w:rPr>
+        <w:t>ё</w:t>
+      </w:r>
+      <w:r>
+        <w:rPr>
+          <w:rFonts w:eastAsia="Times New Roman"/>
+          <w:lang w:eastAsia="ru-RU"/>
+        </w:rPr>
+        <w:t>т посещаемости и работы студентов на занятиях» для сайта ОГУ им. И.С. Тургенева»</w:t>
       </w:r>
     </w:p>
     <w:p>
@@ -1377,7 +1405,21 @@
           <w:lang w:eastAsia="ru-RU"/>
         </w:rPr>
         <w:lastRenderedPageBreak/>
-        <w:t>Разработка программного обеспечения подсистемы «Контроль и учет посещаемости и работы студентов на занятиях» для сайта ОГУ им. И.С. Тургенева»</w:t>
+        <w:t>Разработка программного обеспечения подсистемы «Контроль и уч</w:t>
+      </w:r>
+      <w:r>
+        <w:rPr>
+          <w:rFonts w:eastAsia="Times New Roman"/>
+          <w:lang w:eastAsia="ru-RU"/>
+        </w:rPr>
+        <w:t>ё</w:t>
+      </w:r>
+      <w:r>
+        <w:rPr>
+          <w:rFonts w:eastAsia="Times New Roman"/>
+          <w:lang w:eastAsia="ru-RU"/>
+        </w:rPr>
+        <w:t>т посещаемости и работы студентов на занятиях» для сайта ОГУ им. И.С. Тургенева»</w:t>
       </w:r>
     </w:p>
     <w:p>
@@ -1485,26 +1527,7 @@
           <w:rFonts w:eastAsia="Times New Roman"/>
           <w:lang w:eastAsia="ru-RU"/>
         </w:rPr>
-        <w:t xml:space="preserve"> » ноября </w:t>
-      </w:r>
-      <w:smartTag w:uri="urn:schemas-microsoft-com:office:smarttags" w:element="metricconverter">
-        <w:smartTagPr>
-          <w:attr w:name="ProductID" w:val="2025 г"/>
-        </w:smartTagPr>
-        <w:r>
-          <w:rPr>
-            <w:rFonts w:eastAsia="Times New Roman"/>
-            <w:lang w:eastAsia="ru-RU"/>
-          </w:rPr>
-          <w:t>2025 г</w:t>
-        </w:r>
-      </w:smartTag>
-      <w:r>
-        <w:rPr>
-          <w:rFonts w:eastAsia="Times New Roman"/>
-          <w:lang w:eastAsia="ru-RU"/>
-        </w:rPr>
-        <w:t>.</w:t>
+        <w:t xml:space="preserve"> » ноября 2025 г.</w:t>
       </w:r>
     </w:p>
     <w:p>
@@ -3296,7 +3319,21 @@
           <w:rFonts w:eastAsia="Times New Roman"/>
           <w:lang w:eastAsia="ru-RU"/>
         </w:rPr>
-        <w:t xml:space="preserve">Выпускная квалификационная работа посвящена разработке программного обеспечения подсистемы «Контроль и учет посещаемости и работы студентов на занятиях» для сайта ОГУ им. И.С. Тургенева». </w:t>
+        <w:t>Выпускная квалификационная работа посвящена разработке программного обеспечения подсистемы «Контроль и уч</w:t>
+      </w:r>
+      <w:r>
+        <w:rPr>
+          <w:rFonts w:eastAsia="Times New Roman"/>
+          <w:lang w:eastAsia="ru-RU"/>
+        </w:rPr>
+        <w:t>ё</w:t>
+      </w:r>
+      <w:r>
+        <w:rPr>
+          <w:rFonts w:eastAsia="Times New Roman"/>
+          <w:lang w:eastAsia="ru-RU"/>
+        </w:rPr>
+        <w:t xml:space="preserve">т посещаемости и работы студентов на занятиях» для сайта ОГУ им. И.С. Тургенева». </w:t>
       </w:r>
     </w:p>
     <w:p>
@@ -5279,6 +5316,21 @@
         </w:r>
         <w:r>
           <w:rPr>
+            <w:rStyle w:val="a8"/>
+            <w:noProof/>
+            <w:lang w:val="en-US"/>
+          </w:rPr>
+          <w:t xml:space="preserve"> – </w:t>
+        </w:r>
+        <w:r>
+          <w:rPr>
+            <w:rStyle w:val="a8"/>
+            <w:noProof/>
+          </w:rPr>
+          <w:t>Фрагменты исходного кода</w:t>
+        </w:r>
+        <w:r>
+          <w:rPr>
             <w:noProof/>
             <w:webHidden/>
           </w:rPr>
@@ -5854,6 +5906,7 @@
         <w:t>.</w:t>
       </w:r>
     </w:p>
+    <w:p/>
     <w:p>
       <w:pPr>
         <w:pStyle w:val="2"/>
@@ -5905,12 +5958,15 @@
         <w:t>последствии</w:t>
       </w:r>
       <w:r>
-        <w:t xml:space="preserve"> это приводит к необходимости заново создать список группы и выдать всем преподавателям, что доставляет дополнительные неудобства для старост групп и преподавателей.</w:t>
-      </w:r>
-    </w:p>
-    <w:p>
+        <w:t xml:space="preserve"> это приводит к необходимости заново создать список группы и </w:t>
+      </w:r>
       <w:r>
         <w:lastRenderedPageBreak/>
+        <w:t>выдать всем преподавателям, что доставляет дополнительные неудобства для старост групп и преподавателей.</w:t>
+      </w:r>
+    </w:p>
+    <w:p>
+      <w:r>
         <w:t>Случаются ситуации, в которых необходимо собрать и проанализировать крупный массив данных из журнала. В качестве таких ситуаций могут выступать, например, пересдачи с комиссией у студентов. В этом случае комиссии необходимо собрать данные о посещаемости и успеваемости студента за весь период обучения, чтобы учесть их при оценивании. При использовании «бумажного» журнала подобный анализ больших массивов данных является крайне трудоемкой задачей.</w:t>
       </w:r>
     </w:p>
@@ -6202,18 +6258,7 @@
         <w:ind w:left="-142"/>
       </w:pPr>
       <w:r>
-        <w:t xml:space="preserve">В связи с распоряжением и.о. ректора ОГУ им И.С. Тургенева от 10 февраля </w:t>
-      </w:r>
-      <w:smartTag w:uri="urn:schemas-microsoft-com:office:smarttags" w:element="metricconverter">
-        <w:smartTagPr>
-          <w:attr w:name="ProductID" w:val="2025 г"/>
-        </w:smartTagPr>
-        <w:r>
-          <w:t>2025 г</w:t>
-        </w:r>
-      </w:smartTag>
-      <w:r>
-        <w:t>. деканы обязаны контролировать своевременность заполнения электронного журнала профессорско-преподавательским составом институтов.</w:t>
+        <w:t>В связи с распоряжением и.о. ректора ОГУ им И.С. Тургенева от 10 февраля 2025 г. деканы обязаны контролировать своевременность заполнения электронного журнала профессорско-преподавательским составом институтов.</w:t>
       </w:r>
     </w:p>
     <w:p>
@@ -6494,6 +6539,11 @@
       <w:r>
         <w:t>Таким образом, необходимо разработать новую подсистему учета посещаемости и сдачи работ студентами, которая сохранит функционал существующей системы, и добавить в разрабатываемую подсистему логирование событий, троичную логику отметок посещаемости, разделение на подгруппы и формирование списка группы на основе проходящего в момент времени занятия.</w:t>
       </w:r>
+    </w:p>
+    <w:p>
+      <w:pPr>
+        <w:ind w:left="-142"/>
+      </w:pPr>
     </w:p>
     <w:p>
       <w:pPr>
@@ -8995,6 +9045,7 @@
         <w:t xml:space="preserve"> пункте 1.1 данной работы, позволяют сформировать набор требований к разрабатываемой системе.</w:t>
       </w:r>
     </w:p>
+    <w:p/>
     <w:p>
       <w:pPr>
         <w:pStyle w:val="2"/>
@@ -9417,6 +9468,7 @@
         </w:numPr>
       </w:pPr>
       <w:r>
+        <w:lastRenderedPageBreak/>
         <w:t>м</w:t>
       </w:r>
       <w:r>
@@ -9443,7 +9495,6 @@
         </w:numPr>
       </w:pPr>
       <w:r>
-        <w:lastRenderedPageBreak/>
         <w:t>в</w:t>
       </w:r>
       <w:r>
@@ -9482,6 +9533,7 @@
         <w:t>браузеров, так что при разработке необходимо свести к минимуму использование нововведений в язык клиентской части системы.</w:t>
       </w:r>
     </w:p>
+    <w:p/>
     <w:p>
       <w:pPr>
         <w:pStyle w:val="2"/>
@@ -9590,11 +9642,11 @@
         <w:t xml:space="preserve"> </w:t>
       </w:r>
       <w:r>
-        <w:t xml:space="preserve">и т.д. Первые два из названных являются решениями для клиентской части сайта, они позволяют создавать пользовательский интерфейс и логику клиентской части и располагать на отдельном сервере. Если в стандартной клиент-серверной архитектуре сервер </w:t>
+        <w:t xml:space="preserve">и т.д. Первые два из </w:t>
       </w:r>
       <w:r>
         <w:lastRenderedPageBreak/>
-        <w:t>отвечает и за логику, и за формирование клиентского представления (</w:t>
+        <w:t>названных являются решениями для клиентской части сайта, они позволяют создавать пользовательский интерфейс и логику клиентской части и располагать на отдельном сервере. Если в стандартной клиент-серверной архитектуре сервер отвечает и за логику, и за формирование клиентского представления (</w:t>
       </w:r>
       <w:r>
         <w:rPr>
@@ -9691,12 +9743,12 @@
     </w:p>
     <w:p>
       <w:r>
+        <w:lastRenderedPageBreak/>
         <w:t>Генерация HTML-страниц осуществляется на стороне сервера с использованием языка PHP. Данный подход позволяет предварительно формировать контент страницы, включая в него необходимые данные из бизнес-логики, перед отправкой конечному пользователю.</w:t>
       </w:r>
     </w:p>
     <w:p>
       <w:r>
-        <w:lastRenderedPageBreak/>
         <w:t>Интерактивность и динамическое поведение элементов интерфейса реализуются на языке JavaScript, который является основным и наиболее распространенным языком программирования для выполнения кода на стороне клиента в браузере.</w:t>
       </w:r>
     </w:p>
@@ -9753,6 +9805,7 @@
         <w:t>обеспечивающая полноценную поддержку всех используемых языков программирования и технологий.</w:t>
       </w:r>
     </w:p>
+    <w:p/>
     <w:p>
       <w:pPr>
         <w:pStyle w:val="2"/>
@@ -9892,6 +9945,7 @@
     </w:p>
     <w:p>
       <w:r>
+        <w:lastRenderedPageBreak/>
         <w:t xml:space="preserve">Контроллер связывает модель и представление между собой, интерпретируя действия пользователя и изменяя модель. </w:t>
       </w:r>
     </w:p>
@@ -9909,7 +9963,6 @@
           <w:noProof/>
           <w:lang w:val="en-US"/>
         </w:rPr>
-        <w:lastRenderedPageBreak/>
         <w:drawing>
           <wp:inline distT="0" distB="0" distL="0" distR="0" wp14:anchorId="1DFC6B1F" wp14:editId="4122D976">
             <wp:extent cx="3371850" cy="5114925"/>
@@ -10208,6 +10261,11 @@
       <w:bookmarkStart w:id="127" w:name="_Toc231034850"/>
       <w:bookmarkStart w:id="128" w:name="_Toc231302437"/>
       <w:bookmarkStart w:id="129" w:name="_Toc231487213"/>
+    </w:p>
+    <w:p>
+      <w:pPr>
+        <w:pStyle w:val="2"/>
+      </w:pPr>
       <w:r>
         <w:t>2.</w:t>
       </w:r>
@@ -10330,8 +10388,14 @@
         <w:t xml:space="preserve">На странице разделения на подгруппы по аналогии с вышеупомянутыми страницами происходит выбор дисциплины и группы, либо они передаются с другой страницы. </w:t>
       </w:r>
     </w:p>
-    <w:p/>
-    <w:p/>
+    <w:p>
+      <w:pPr>
+        <w:spacing w:after="160" w:line="259" w:lineRule="auto"/>
+        <w:ind w:firstLine="0"/>
+        <w:contextualSpacing w:val="0"/>
+        <w:jc w:val="center"/>
+      </w:pPr>
+    </w:p>
     <w:p>
       <w:pPr>
         <w:spacing w:after="160" w:line="259" w:lineRule="auto"/>
@@ -11160,6 +11224,7 @@
         <w:t>предоставляемому контроллером, задан внешний вид страниц.</w:t>
       </w:r>
     </w:p>
+    <w:p/>
     <w:p>
       <w:pPr>
         <w:pStyle w:val="2"/>
@@ -12456,6 +12521,12 @@
     </w:p>
     <w:p>
       <w:pPr>
+        <w:pStyle w:val="14"/>
+        <w:ind w:left="709" w:firstLine="0"/>
+      </w:pPr>
+    </w:p>
+    <w:p>
+      <w:pPr>
         <w:pStyle w:val="2"/>
       </w:pPr>
       <w:bookmarkStart w:id="174" w:name="_Toc230887705"/>
@@ -12639,12 +12710,15 @@
         <w:t xml:space="preserve"> Для каждой созданной отметки будет храниться ровно 1 запись в таблице «Журнал изменений», </w:t>
       </w:r>
       <w:r>
-        <w:t>таким образом нет необходимости выделять суррогатный первичный ключ для этой таблицы. Внешний ключ к таблице «Отметка» будет первичным для таблицы «Журнал изменений».</w:t>
-      </w:r>
-    </w:p>
-    <w:p>
+        <w:t xml:space="preserve">таким образом нет необходимости выделять суррогатный первичный ключ для этой </w:t>
+      </w:r>
       <w:r>
         <w:lastRenderedPageBreak/>
+        <w:t>таблицы. Внешний ключ к таблице «Отметка» будет первичным для таблицы «Журнал изменений».</w:t>
+      </w:r>
+    </w:p>
+    <w:p>
+      <w:r>
         <w:t xml:space="preserve">Таблица «Подгруппа» представляет собой набор записей, характеризующих распределение </w:t>
       </w:r>
       <w:r>
@@ -12807,7 +12881,11 @@
     </w:p>
     <w:p>
       <w:r>
-        <w:t>В качестве примера можно рассмотреть объект студента, который используется сервером для формирования списка группы в ответ на запрос посещаемости конкретного занятия.</w:t>
+        <w:t xml:space="preserve">В качестве примера можно рассмотреть объект студента, который используется сервером для формирования списка группы в ответ на запрос </w:t>
+      </w:r>
+      <w:r>
+        <w:lastRenderedPageBreak/>
+        <w:t>посещаемости конкретного занятия.</w:t>
       </w:r>
       <w:r>
         <w:t xml:space="preserve"> </w:t>
@@ -12823,7 +12901,6 @@
         <w:contextualSpacing w:val="0"/>
       </w:pPr>
       <w:r>
-        <w:lastRenderedPageBreak/>
         <w:t xml:space="preserve">Таблица 3.3.1 – Структура </w:t>
       </w:r>
       <w:r>
@@ -13727,9 +13804,6 @@
       </w:r>
     </w:p>
     <w:p>
-      <w:pPr>
-        <w:pStyle w:val="2"/>
-      </w:pPr>
       <w:bookmarkStart w:id="185" w:name="_Toc230887706"/>
       <w:bookmarkStart w:id="186" w:name="_Toc230887849"/>
       <w:bookmarkStart w:id="187" w:name="_Toc230888049"/>
@@ -13741,6 +13815,11 @@
       <w:bookmarkStart w:id="193" w:name="_Toc231034856"/>
       <w:bookmarkStart w:id="194" w:name="_Toc231302443"/>
       <w:bookmarkStart w:id="195" w:name="_Toc231487219"/>
+    </w:p>
+    <w:p>
+      <w:pPr>
+        <w:pStyle w:val="2"/>
+      </w:pPr>
       <w:r>
         <w:t xml:space="preserve">3.4 </w:t>
       </w:r>
@@ -13795,11 +13874,11 @@
     </w:p>
     <w:p>
       <w:r>
-        <w:t xml:space="preserve">Алгоритм начинается с проверки прав доступа пользователя. Если пользователь авторизован и имеет права доступа, то алгоритм продолжает работу, иначе пользователь будет перенаправлен на главную страницу сайта. В системе возможна ситуация, в которой пользователь будет запрашивать список группы не </w:t>
+        <w:t xml:space="preserve">Алгоритм начинается с проверки прав доступа пользователя. Если пользователь авторизован и имеет права доступа, то алгоритм продолжает работу, </w:t>
       </w:r>
       <w:r>
         <w:lastRenderedPageBreak/>
-        <w:t>для своих занятий. Например, руководитель подразделения захочет посмотреть, как преподаватель отметил студентов на конкретном занятии.</w:t>
+        <w:t>иначе пользователь будет перенаправлен на главную страницу сайта. В системе возможна ситуация, в которой пользователь будет запрашивать список группы не для своих занятий. Например, руководитель подразделения захочет посмотреть, как преподаватель отметил студентов на конкретном занятии.</w:t>
       </w:r>
     </w:p>
     <w:p>
@@ -13812,9 +13891,9 @@
           <w:lang w:val="en-US"/>
         </w:rPr>
         <w:drawing>
-          <wp:inline distT="0" distB="0" distL="0" distR="0" wp14:anchorId="2E048D73" wp14:editId="154ADF87">
-            <wp:extent cx="2766313" cy="7791450"/>
-            <wp:effectExtent l="0" t="0" r="0" b="0"/>
+          <wp:inline distT="0" distB="0" distL="0" distR="0" wp14:anchorId="2E048D73" wp14:editId="00000672">
+            <wp:extent cx="2585898" cy="7283302"/>
+            <wp:effectExtent l="0" t="0" r="5080" b="0"/>
             <wp:docPr id="21" name="Рисунок 2"/>
             <wp:cNvGraphicFramePr>
               <a:graphicFrameLocks xmlns:a="http://schemas.openxmlformats.org/drawingml/2006/main" noChangeAspect="1"/>
@@ -13844,7 +13923,7 @@
                   <pic:spPr bwMode="auto">
                     <a:xfrm>
                       <a:off x="0" y="0"/>
-                      <a:ext cx="2768889" cy="7798706"/>
+                      <a:ext cx="2597860" cy="7316993"/>
                     </a:xfrm>
                     <a:prstGeom prst="rect">
                       <a:avLst/>
@@ -14302,11 +14381,6 @@
       <w:r>
         <w:t>Рисунок 3.4.3 – Алгоритм работы кнопки «Отметить всех»</w:t>
       </w:r>
-    </w:p>
-    <w:p>
-      <w:pPr>
-        <w:pStyle w:val="2"/>
-      </w:pPr>
       <w:bookmarkStart w:id="196" w:name="_Toc230887707"/>
       <w:bookmarkStart w:id="197" w:name="_Toc230887850"/>
       <w:bookmarkStart w:id="198" w:name="_Toc230888050"/>
@@ -14318,6 +14392,12 @@
       <w:bookmarkStart w:id="204" w:name="_Toc231034857"/>
       <w:bookmarkStart w:id="205" w:name="_Toc231302444"/>
       <w:bookmarkStart w:id="206" w:name="_Toc231487220"/>
+    </w:p>
+    <w:p/>
+    <w:p>
+      <w:pPr>
+        <w:pStyle w:val="2"/>
+      </w:pPr>
       <w:r>
         <w:t>3.5 Проектирование интерфейсов</w:t>
       </w:r>
@@ -15879,6 +15959,7 @@
         <w:t>Более подробно с деталями реализации и взаимосвязью блоков кода можно ознакомиться в приложении.</w:t>
       </w:r>
     </w:p>
+    <w:p/>
     <w:p>
       <w:pPr>
         <w:pStyle w:val="2"/>
@@ -18368,7 +18449,15 @@
       </w:r>
       <w:proofErr w:type="spellEnd"/>
       <w:r>
-        <w:t xml:space="preserve"> as $i =&gt; $lesson){</w:t>
+        <w:t xml:space="preserve"> as $</w:t>
+      </w:r>
+      <w:proofErr w:type="spellStart"/>
+      <w:r>
+        <w:t>i</w:t>
+      </w:r>
+      <w:proofErr w:type="spellEnd"/>
+      <w:r>
+        <w:t xml:space="preserve"> =&gt; $lesson){</w:t>
       </w:r>
     </w:p>
     <w:p>
@@ -20321,13 +20410,9 @@
         <w:t xml:space="preserve">        $</w:t>
       </w:r>
       <w:proofErr w:type="spellStart"/>
-      <w:smartTag w:uri="urn:schemas-microsoft-com:office:smarttags" w:element="place">
-        <w:smartTag w:uri="urn:schemas-microsoft-com:office:smarttags" w:element="State">
-          <w:r>
-            <w:t>ind</w:t>
-          </w:r>
-        </w:smartTag>
-      </w:smartTag>
+      <w:r>
+        <w:t>ind</w:t>
+      </w:r>
       <w:proofErr w:type="spellEnd"/>
       <w:r>
         <w:t xml:space="preserve"> = null;</w:t>
@@ -20346,7 +20431,15 @@
       </w:r>
       <w:proofErr w:type="spellEnd"/>
       <w:r>
-        <w:t xml:space="preserve"> as $i =&gt; $lesson){</w:t>
+        <w:t xml:space="preserve"> as $</w:t>
+      </w:r>
+      <w:proofErr w:type="spellStart"/>
+      <w:r>
+        <w:t>i</w:t>
+      </w:r>
+      <w:proofErr w:type="spellEnd"/>
+      <w:r>
+        <w:t xml:space="preserve"> =&gt; $lesson){</w:t>
       </w:r>
     </w:p>
     <w:p>
@@ -20373,16 +20466,20 @@
         <w:t xml:space="preserve">                $</w:t>
       </w:r>
       <w:proofErr w:type="spellStart"/>
-      <w:smartTag w:uri="urn:schemas-microsoft-com:office:smarttags" w:element="place">
-        <w:smartTag w:uri="urn:schemas-microsoft-com:office:smarttags" w:element="State">
-          <w:r>
-            <w:t>ind</w:t>
-          </w:r>
-        </w:smartTag>
-      </w:smartTag>
-      <w:proofErr w:type="spellEnd"/>
-      <w:r>
-        <w:t xml:space="preserve"> = $i;</w:t>
+      <w:r>
+        <w:t>ind</w:t>
+      </w:r>
+      <w:proofErr w:type="spellEnd"/>
+      <w:r>
+        <w:t xml:space="preserve"> = $</w:t>
+      </w:r>
+      <w:proofErr w:type="spellStart"/>
+      <w:r>
+        <w:t>i</w:t>
+      </w:r>
+      <w:proofErr w:type="spellEnd"/>
+      <w:r>
+        <w:t>;</w:t>
       </w:r>
     </w:p>
     <w:p>
@@ -22219,13 +22316,9 @@
         </w:rPr>
         <w:t xml:space="preserve">('Успешный </w:t>
       </w:r>
-      <w:smartTag w:uri="urn:schemas-microsoft-com:office:smarttags" w:element="place">
-        <w:smartTag w:uri="urn:schemas-microsoft-com:office:smarttags" w:element="City">
-          <w:r>
-            <w:t>ajax</w:t>
-          </w:r>
-        </w:smartTag>
-      </w:smartTag>
+      <w:r>
+        <w:t>ajax</w:t>
+      </w:r>
       <w:r>
         <w:rPr>
           <w:lang w:val="ru-RU"/>
@@ -23592,7 +23685,15 @@
       </w:r>
       <w:proofErr w:type="spellEnd"/>
       <w:r>
-        <w:t>; i++){</w:t>
+        <w:t xml:space="preserve">; </w:t>
+      </w:r>
+      <w:proofErr w:type="spellStart"/>
+      <w:r>
+        <w:t>i</w:t>
+      </w:r>
+      <w:proofErr w:type="spellEnd"/>
+      <w:r>
+        <w:t>++){</w:t>
       </w:r>
     </w:p>
     <w:p>
@@ -29818,7 +29919,21 @@
                 <w:rFonts w:eastAsia="Times New Roman"/>
                 <w:lang w:eastAsia="ru-RU"/>
               </w:rPr>
-              <w:t>Цели и задачи работы</w:t>
+              <w:t>Цел</w:t>
+            </w:r>
+            <w:r>
+              <w:rPr>
+                <w:rFonts w:eastAsia="Times New Roman"/>
+                <w:lang w:eastAsia="ru-RU"/>
+              </w:rPr>
+              <w:t>ь</w:t>
+            </w:r>
+            <w:r>
+              <w:rPr>
+                <w:rFonts w:eastAsia="Times New Roman"/>
+                <w:lang w:eastAsia="ru-RU"/>
+              </w:rPr>
+              <w:t xml:space="preserve"> и задачи работы</w:t>
             </w:r>
           </w:p>
         </w:tc>
